--- a/Entregables_pt_app/02_funciones_usadas/tests/test_02_firma_funciones.docx
+++ b/Entregables_pt_app/02_funciones_usadas/tests/test_02_firma_funciones.docx
@@ -737,7 +737,7 @@
         <w:rPr>
           <w:rStyle w:val="StringTok"/>
         </w:rPr>
-        <w:t xml:space="preserve">"deliv/02_funciones_usadas/tests"</w:t>
+        <w:t xml:space="preserve">"Entregables_pt_app/02_funciones_usadas/tests"</w:t>
       </w:r>
       <w:r>
         <w:rPr>
@@ -851,7 +851,7 @@
         <w:rPr>
           <w:rStyle w:val="StringTok"/>
         </w:rPr>
-        <w:t xml:space="preserve">"deliv/02_funciones_usadas/tests/test_02_firma_funciones.R"</w:t>
+        <w:t xml:space="preserve">"Entregables_pt_app/02_funciones_usadas/tests/test_02_firma_funciones.R"</w:t>
       </w:r>
       <w:r>
         <w:rPr>
@@ -884,7 +884,7 @@
         <w:rPr>
           <w:rStyle w:val="NormalTok"/>
         </w:rPr>
-        <w:t xml:space="preserve"> deliv/02_funciones_usadas/tests/test_02_firma_funciones.R</w:t>
+        <w:t xml:space="preserve"> Entregables_pt_app/02_funciones_usadas/tests/test_02_firma_funciones.R</w:t>
       </w:r>
     </w:p>
     <w:bookmarkEnd w:id="22"/>
